--- a/main_ko.docx
+++ b/main_ko.docx
@@ -7,12 +7,7 @@
         <w:pStyle w:val="Style16"/>
         <w:spacing w:before="0" w:after="0"/>
         <w:jc w:val="center"/>
-        <w:rPr>
-          <w:rFonts w:ascii="돋움체" w:hAnsi="돋움체" w:cs="굴림"/>
-          <w:bCs/>
-          <w:kern w:val="0"/>
-          <w:szCs w:val="32"/>
-        </w:rPr>
+        <w:rPr/>
       </w:pPr>
       <w:r>
         <w:rPr>
@@ -44,10 +39,7 @@
         <w:pStyle w:val="Style16"/>
         <w:spacing w:before="0" w:after="0"/>
         <w:jc w:val="center"/>
-        <w:rPr>
-          <w:rFonts w:ascii="돋움체" w:hAnsi="돋움체"/>
-          <w:szCs w:val="32"/>
-        </w:rPr>
+        <w:rPr/>
       </w:pPr>
       <w:r>
         <w:rPr>
@@ -261,9 +253,7 @@
         <w:pStyle w:val="Style15"/>
         <w:spacing w:before="0" w:after="0"/>
         <w:jc w:val="center"/>
-        <w:rPr>
-          <w:szCs w:val="28"/>
-        </w:rPr>
+        <w:rPr/>
       </w:pPr>
       <w:r>
         <w:rPr>
@@ -296,11 +286,7 @@
         <w:pStyle w:val="Style17"/>
         <w:spacing w:before="0" w:after="0"/>
         <w:jc w:val="center"/>
-        <w:rPr>
-          <w:rFonts w:eastAsia="바탕체"/>
-          <w:b/>
-          <w:bCs/>
-        </w:rPr>
+        <w:rPr/>
       </w:pPr>
       <w:r>
         <w:rPr>
@@ -316,7 +302,7 @@
         <w:pStyle w:val="Normal"/>
         <w:spacing w:lineRule="exact" w:line="260" w:before="0" w:after="0"/>
         <w:ind w:firstLine="1084"/>
-        <w:jc w:val="center"/>
+        <w:jc w:val="both"/>
         <w:rPr>
           <w:rFonts w:eastAsia="돋움체"/>
           <w:color w:val="000000"/>
@@ -334,7 +320,7 @@
         <w:pStyle w:val="Normal"/>
         <w:spacing w:lineRule="exact" w:line="260" w:before="0" w:after="0"/>
         <w:ind w:firstLine="1084"/>
-        <w:jc w:val="center"/>
+        <w:jc w:val="both"/>
         <w:rPr/>
       </w:pPr>
       <w:r>
@@ -361,7 +347,7 @@
         <w:pStyle w:val="Normal"/>
         <w:spacing w:lineRule="exact" w:line="260" w:before="0" w:after="0"/>
         <w:ind w:hanging="0"/>
-        <w:jc w:val="center"/>
+        <w:jc w:val="both"/>
         <w:rPr/>
       </w:pPr>
       <w:r>
@@ -373,7 +359,7 @@
         <w:pStyle w:val="Normal"/>
         <w:spacing w:lineRule="exact" w:line="260" w:before="0" w:after="0"/>
         <w:ind w:firstLine="885"/>
-        <w:jc w:val="center"/>
+        <w:jc w:val="both"/>
         <w:rPr>
           <w:b/>
           <w:bCs/>
@@ -391,7 +377,7 @@
         <w:pStyle w:val="Abstract"/>
         <w:spacing w:before="0" w:after="0"/>
         <w:ind w:firstLine="3804"/>
-        <w:jc w:val="left"/>
+        <w:jc w:val="both"/>
         <w:rPr/>
       </w:pPr>
       <w:r>
@@ -408,7 +394,7 @@
         <w:pStyle w:val="Normal"/>
         <w:spacing w:before="0" w:after="0"/>
         <w:ind w:firstLine="3804"/>
-        <w:jc w:val="left"/>
+        <w:jc w:val="both"/>
         <w:rPr>
           <w:rFonts w:ascii="Times New Roman" w:hAnsi="Times New Roman" w:eastAsia="Batang"/>
           <w:b/>
@@ -417,7 +403,11 @@
         </w:rPr>
       </w:pPr>
       <w:r>
-        <w:rPr/>
+        <w:rPr>
+          <w:rFonts w:eastAsia="Batang"/>
+          <w:b/>
+          <w:i w:val="false"/>
+        </w:rPr>
       </w:r>
     </w:p>
     <w:p>
@@ -425,9 +415,7 @@
         <w:pStyle w:val="Abstract1"/>
         <w:spacing w:before="0" w:after="120"/>
         <w:jc w:val="both"/>
-        <w:rPr>
-          <w:szCs w:val="18"/>
-        </w:rPr>
+        <w:rPr/>
       </w:pPr>
       <w:r>
         <w:rPr>
@@ -443,7 +431,7 @@
         <w:pStyle w:val="Normal"/>
         <w:spacing w:lineRule="exact" w:line="260" w:before="0" w:after="0"/>
         <w:ind w:hanging="0"/>
-        <w:jc w:val="center"/>
+        <w:jc w:val="both"/>
         <w:rPr/>
       </w:pPr>
       <w:r>
@@ -473,41 +461,39 @@
       <w:pPr>
         <w:pStyle w:val="KeyWords"/>
         <w:spacing w:before="0" w:after="120"/>
-        <w:jc w:val="left"/>
-        <w:rPr>
-          <w:szCs w:val="18"/>
-        </w:rPr>
-      </w:pPr>
-      <w:r>
+        <w:jc w:val="both"/>
         <w:rPr>
           <w:rFonts w:eastAsia="Batang"/>
           <w:b w:val="false"/>
           <w:i w:val="false"/>
+          <w:i w:val="false"/>
+        </w:rPr>
+      </w:pPr>
+      <w:r>
+        <w:rPr/>
+      </w:r>
+    </w:p>
+    <w:p>
+      <w:pPr>
+        <w:pStyle w:val="KeyWords"/>
+        <w:spacing w:before="0" w:after="120"/>
+        <w:jc w:val="both"/>
+        <w:rPr/>
+      </w:pPr>
+      <w:r>
+        <w:rPr>
+          <w:rFonts w:eastAsia="Batang"/>
+          <w:b w:val="false"/>
+          <w:i w:val="false"/>
         </w:rPr>
         <w:t>Key Words : Transformer Limitations, On-device AI, Small Language Model, KV-cache Compression, Quantization, BitNet, AlphaEvolve, Post-Transformer Architecture, NPU, Edge AI, AI-driven Discovery, Personal AI Platform</w:t>
-      </w:r>
-    </w:p>
-    <w:p>
-      <w:pPr>
-        <w:pStyle w:val="Normal"/>
-        <w:spacing w:lineRule="exact" w:line="260" w:before="0" w:after="0"/>
-        <w:ind w:hanging="0"/>
-        <w:jc w:val="center"/>
-        <w:rPr>
-          <w:b/>
-        </w:rPr>
-      </w:pPr>
-      <w:r>
-        <w:rPr>
-          <w:b/>
-        </w:rPr>
       </w:r>
     </w:p>
     <w:p>
       <w:pPr>
         <w:pStyle w:val="Normal"/>
         <w:spacing w:before="0" w:after="0"/>
-        <w:jc w:val="center"/>
+        <w:jc w:val="both"/>
         <w:rPr/>
       </w:pPr>
       <w:r>
@@ -554,7 +540,7 @@
       <w:pPr>
         <w:pStyle w:val="Style31"/>
         <w:spacing w:before="0" w:after="40"/>
-        <w:jc w:val="both"/>
+        <w:jc w:val="left"/>
         <w:rPr/>
       </w:pPr>
       <w:r>
@@ -786,7 +772,7 @@
       <w:pPr>
         <w:pStyle w:val="Style31"/>
         <w:spacing w:before="0" w:after="40"/>
-        <w:jc w:val="both"/>
+        <w:jc w:val="left"/>
         <w:rPr/>
       </w:pPr>
       <w:r>
@@ -922,7 +908,7 @@
       <w:pPr>
         <w:pStyle w:val="Style31"/>
         <w:spacing w:before="60" w:after="100"/>
-        <w:jc w:val="center"/>
+        <w:jc w:val="left"/>
         <w:rPr/>
       </w:pPr>
       <w:r>
@@ -1050,7 +1036,7 @@
       <w:pPr>
         <w:pStyle w:val="Style31"/>
         <w:spacing w:before="0" w:after="40"/>
-        <w:jc w:val="both"/>
+        <w:jc w:val="left"/>
         <w:rPr/>
       </w:pPr>
       <w:r>
@@ -1114,7 +1100,7 @@
       <w:pPr>
         <w:pStyle w:val="Style31"/>
         <w:spacing w:before="0" w:after="40"/>
-        <w:jc w:val="both"/>
+        <w:jc w:val="left"/>
         <w:rPr/>
       </w:pPr>
       <w:r>
@@ -1218,7 +1204,7 @@
       <w:pPr>
         <w:pStyle w:val="Style31"/>
         <w:spacing w:before="0" w:after="40"/>
-        <w:jc w:val="both"/>
+        <w:jc w:val="left"/>
         <w:rPr/>
       </w:pPr>
       <w:r>
@@ -1330,7 +1316,7 @@
       <w:pPr>
         <w:pStyle w:val="Style31"/>
         <w:spacing w:before="0" w:after="40"/>
-        <w:jc w:val="both"/>
+        <w:jc w:val="left"/>
         <w:rPr/>
       </w:pPr>
       <w:r>
@@ -1682,7 +1668,7 @@
       <w:pPr>
         <w:pStyle w:val="Style31"/>
         <w:spacing w:before="0" w:after="40"/>
-        <w:jc w:val="both"/>
+        <w:jc w:val="left"/>
         <w:rPr/>
       </w:pPr>
       <w:r>
@@ -1938,7 +1924,7 @@
       <w:pPr>
         <w:pStyle w:val="Style31"/>
         <w:spacing w:before="0" w:after="40"/>
-        <w:jc w:val="both"/>
+        <w:jc w:val="left"/>
         <w:rPr/>
       </w:pPr>
       <w:r>
@@ -2034,7 +2020,7 @@
       <w:pPr>
         <w:pStyle w:val="Style31"/>
         <w:spacing w:before="0" w:after="40"/>
-        <w:jc w:val="both"/>
+        <w:jc w:val="left"/>
         <w:rPr/>
       </w:pPr>
       <w:r>
@@ -2290,7 +2276,7 @@
       <w:pPr>
         <w:pStyle w:val="Style31"/>
         <w:spacing w:before="60" w:after="100"/>
-        <w:jc w:val="center"/>
+        <w:jc w:val="left"/>
         <w:rPr/>
       </w:pPr>
       <w:r>
@@ -2362,7 +2348,7 @@
       <w:pPr>
         <w:pStyle w:val="Style31"/>
         <w:spacing w:before="0" w:after="40"/>
-        <w:jc w:val="both"/>
+        <w:jc w:val="left"/>
         <w:rPr/>
       </w:pPr>
       <w:r>
@@ -2738,7 +2724,7 @@
       <w:pPr>
         <w:pStyle w:val="Style31"/>
         <w:spacing w:before="0" w:after="40"/>
-        <w:jc w:val="both"/>
+        <w:jc w:val="left"/>
         <w:rPr/>
       </w:pPr>
       <w:r>
@@ -2794,7 +2780,7 @@
       <w:pPr>
         <w:pStyle w:val="Style31"/>
         <w:spacing w:before="0" w:after="40"/>
-        <w:jc w:val="both"/>
+        <w:jc w:val="left"/>
         <w:rPr/>
       </w:pPr>
       <w:r>
@@ -3074,7 +3060,7 @@
       <w:pPr>
         <w:pStyle w:val="Style31"/>
         <w:spacing w:before="0" w:after="40"/>
-        <w:jc w:val="both"/>
+        <w:jc w:val="left"/>
         <w:rPr/>
       </w:pPr>
       <w:r>
@@ -3162,7 +3148,7 @@
       <w:pPr>
         <w:pStyle w:val="Style31"/>
         <w:spacing w:before="60" w:after="100"/>
-        <w:jc w:val="center"/>
+        <w:jc w:val="left"/>
         <w:rPr/>
       </w:pPr>
       <w:r>
@@ -3210,7 +3196,7 @@
       <w:pPr>
         <w:pStyle w:val="Style31"/>
         <w:spacing w:before="0" w:after="40"/>
-        <w:jc w:val="both"/>
+        <w:jc w:val="left"/>
         <w:rPr/>
       </w:pPr>
       <w:r>
@@ -3330,7 +3316,7 @@
       <w:pPr>
         <w:pStyle w:val="Style31"/>
         <w:spacing w:before="60" w:after="100"/>
-        <w:jc w:val="center"/>
+        <w:jc w:val="left"/>
         <w:rPr/>
       </w:pPr>
       <w:r>
@@ -3378,7 +3364,7 @@
       <w:pPr>
         <w:pStyle w:val="Style31"/>
         <w:spacing w:before="0" w:after="40"/>
-        <w:jc w:val="both"/>
+        <w:jc w:val="left"/>
         <w:rPr/>
       </w:pPr>
       <w:r>
@@ -3626,7 +3612,7 @@
       <w:pPr>
         <w:pStyle w:val="Style31"/>
         <w:spacing w:before="0" w:after="40"/>
-        <w:jc w:val="both"/>
+        <w:jc w:val="left"/>
         <w:rPr/>
       </w:pPr>
       <w:r>
@@ -3698,7 +3684,7 @@
       <w:pPr>
         <w:pStyle w:val="Style31"/>
         <w:spacing w:before="60" w:after="100"/>
-        <w:jc w:val="center"/>
+        <w:jc w:val="left"/>
         <w:rPr/>
       </w:pPr>
       <w:r>
@@ -3746,7 +3732,7 @@
       <w:pPr>
         <w:pStyle w:val="Style31"/>
         <w:spacing w:before="0" w:after="40"/>
-        <w:jc w:val="both"/>
+        <w:jc w:val="left"/>
         <w:rPr/>
       </w:pPr>
       <w:r>
@@ -4170,7 +4156,7 @@
       <w:pPr>
         <w:pStyle w:val="Style31"/>
         <w:spacing w:before="0" w:after="40"/>
-        <w:jc w:val="both"/>
+        <w:jc w:val="left"/>
         <w:rPr/>
       </w:pPr>
       <w:r>
@@ -4354,7 +4340,7 @@
       <w:pPr>
         <w:pStyle w:val="Style31"/>
         <w:spacing w:before="60" w:after="100"/>
-        <w:jc w:val="center"/>
+        <w:jc w:val="left"/>
         <w:rPr/>
       </w:pPr>
       <w:r>
@@ -4402,7 +4388,7 @@
       <w:pPr>
         <w:pStyle w:val="Style31"/>
         <w:spacing w:before="0" w:after="40"/>
-        <w:jc w:val="both"/>
+        <w:jc w:val="left"/>
         <w:rPr/>
       </w:pPr>
       <w:r>
@@ -4666,7 +4652,7 @@
       <w:pPr>
         <w:pStyle w:val="Style31"/>
         <w:spacing w:before="0" w:after="40"/>
-        <w:jc w:val="both"/>
+        <w:jc w:val="left"/>
         <w:rPr/>
       </w:pPr>
       <w:r>
@@ -4762,7 +4748,7 @@
       <w:pPr>
         <w:pStyle w:val="Style31"/>
         <w:spacing w:before="60" w:after="100"/>
-        <w:jc w:val="center"/>
+        <w:jc w:val="left"/>
         <w:rPr/>
       </w:pPr>
       <w:r>
@@ -4810,7 +4796,7 @@
       <w:pPr>
         <w:pStyle w:val="Style31"/>
         <w:spacing w:before="0" w:after="40"/>
-        <w:jc w:val="both"/>
+        <w:jc w:val="left"/>
         <w:rPr/>
       </w:pPr>
       <w:r>
@@ -4970,7 +4956,7 @@
       <w:pPr>
         <w:pStyle w:val="Style31"/>
         <w:spacing w:before="60" w:after="100"/>
-        <w:jc w:val="center"/>
+        <w:jc w:val="left"/>
         <w:rPr/>
       </w:pPr>
       <w:r>
@@ -5018,7 +5004,7 @@
       <w:pPr>
         <w:pStyle w:val="Style31"/>
         <w:spacing w:before="0" w:after="40"/>
-        <w:jc w:val="both"/>
+        <w:jc w:val="left"/>
         <w:rPr/>
       </w:pPr>
       <w:r>
@@ -5162,7 +5148,7 @@
       <w:pPr>
         <w:pStyle w:val="Style31"/>
         <w:spacing w:before="0" w:after="40"/>
-        <w:jc w:val="both"/>
+        <w:jc w:val="left"/>
         <w:rPr/>
       </w:pPr>
       <w:r>
@@ -5418,7 +5404,7 @@
       <w:pPr>
         <w:pStyle w:val="Style31"/>
         <w:spacing w:before="0" w:after="40"/>
-        <w:jc w:val="both"/>
+        <w:jc w:val="left"/>
         <w:rPr/>
       </w:pPr>
       <w:r>
@@ -5466,7 +5452,7 @@
       <w:pPr>
         <w:pStyle w:val="Style31"/>
         <w:spacing w:before="0" w:after="40"/>
-        <w:jc w:val="both"/>
+        <w:jc w:val="left"/>
         <w:rPr/>
       </w:pPr>
       <w:r>
@@ -5754,7 +5740,7 @@
       <w:pPr>
         <w:pStyle w:val="Style31"/>
         <w:spacing w:before="0" w:after="40"/>
-        <w:jc w:val="both"/>
+        <w:jc w:val="left"/>
         <w:rPr/>
       </w:pPr>
       <w:r>
@@ -5970,7 +5956,7 @@
       <w:pPr>
         <w:pStyle w:val="Style31"/>
         <w:spacing w:before="0" w:after="40"/>
-        <w:jc w:val="both"/>
+        <w:jc w:val="left"/>
         <w:rPr/>
       </w:pPr>
       <w:r>
@@ -6002,7 +5988,7 @@
       <w:pPr>
         <w:pStyle w:val="Style31"/>
         <w:spacing w:before="60" w:after="100"/>
-        <w:jc w:val="center"/>
+        <w:jc w:val="left"/>
         <w:rPr/>
       </w:pPr>
       <w:r>
@@ -6210,7 +6196,7 @@
       <w:pPr>
         <w:pStyle w:val="Style31"/>
         <w:spacing w:before="0" w:after="40"/>
-        <w:jc w:val="both"/>
+        <w:jc w:val="left"/>
         <w:rPr/>
       </w:pPr>
       <w:r>
@@ -6410,7 +6396,7 @@
       <w:pPr>
         <w:pStyle w:val="Style31"/>
         <w:spacing w:before="0" w:after="40"/>
-        <w:jc w:val="both"/>
+        <w:jc w:val="left"/>
         <w:rPr/>
       </w:pPr>
       <w:r>
@@ -6546,7 +6532,7 @@
       <w:pPr>
         <w:pStyle w:val="Style31"/>
         <w:spacing w:before="0" w:after="40"/>
-        <w:jc w:val="both"/>
+        <w:jc w:val="left"/>
         <w:rPr/>
       </w:pPr>
       <w:r>
@@ -6674,7 +6660,7 @@
       <w:pPr>
         <w:pStyle w:val="Style31"/>
         <w:spacing w:before="0" w:after="40"/>
-        <w:jc w:val="both"/>
+        <w:jc w:val="left"/>
         <w:rPr/>
       </w:pPr>
       <w:r>
@@ -6722,7 +6708,7 @@
       <w:pPr>
         <w:pStyle w:val="Style31"/>
         <w:spacing w:before="60" w:after="100"/>
-        <w:jc w:val="center"/>
+        <w:jc w:val="left"/>
         <w:rPr/>
       </w:pPr>
       <w:r>
@@ -6770,7 +6756,7 @@
       <w:pPr>
         <w:pStyle w:val="Style31"/>
         <w:spacing w:before="0" w:after="40"/>
-        <w:jc w:val="both"/>
+        <w:jc w:val="left"/>
         <w:rPr/>
       </w:pPr>
       <w:r>
@@ -6946,7 +6932,7 @@
       <w:pPr>
         <w:pStyle w:val="Style31"/>
         <w:spacing w:before="0" w:after="40"/>
-        <w:jc w:val="both"/>
+        <w:jc w:val="left"/>
         <w:rPr/>
       </w:pPr>
       <w:r>
@@ -7211,13 +7197,18 @@
         <w:pStyle w:val="Style31"/>
         <w:spacing w:before="0" w:after="80"/>
         <w:jc w:val="center"/>
-        <w:rPr/>
+        <w:rPr>
+          <w:sz w:val="18"/>
+          <w:szCs w:val="18"/>
+        </w:rPr>
       </w:pPr>
       <w:r>
         <w:rPr>
           <w:rFonts w:eastAsia="Batang" w:ascii="Times New Roman" w:hAnsi="Times New Roman"/>
           <w:b w:val="false"/>
           <w:i/>
+          <w:sz w:val="18"/>
+          <w:szCs w:val="18"/>
         </w:rPr>
         <w:t>Gen. → Test → Eval. → Improve → Gen. again     (6)</w:t>
       </w:r>
@@ -7226,7 +7217,7 @@
       <w:pPr>
         <w:pStyle w:val="Style31"/>
         <w:spacing w:before="0" w:after="40"/>
-        <w:jc w:val="both"/>
+        <w:jc w:val="left"/>
         <w:rPr/>
       </w:pPr>
       <w:r>
@@ -7378,7 +7369,7 @@
       <w:pPr>
         <w:pStyle w:val="Style31"/>
         <w:spacing w:before="0" w:after="40"/>
-        <w:jc w:val="both"/>
+        <w:jc w:val="left"/>
         <w:rPr/>
       </w:pPr>
       <w:r>
@@ -7474,7 +7465,7 @@
       <w:pPr>
         <w:pStyle w:val="Style31"/>
         <w:spacing w:before="0" w:after="40"/>
-        <w:jc w:val="both"/>
+        <w:jc w:val="left"/>
         <w:rPr/>
       </w:pPr>
       <w:r>
@@ -7706,7 +7697,7 @@
       <w:pPr>
         <w:pStyle w:val="Style31"/>
         <w:spacing w:before="60" w:after="100"/>
-        <w:jc w:val="center"/>
+        <w:jc w:val="left"/>
         <w:rPr/>
       </w:pPr>
       <w:r>
@@ -7818,7 +7809,7 @@
       <w:pPr>
         <w:pStyle w:val="Style31"/>
         <w:spacing w:before="0" w:after="40"/>
-        <w:jc w:val="both"/>
+        <w:jc w:val="left"/>
         <w:rPr/>
       </w:pPr>
       <w:r>
@@ -8154,7 +8145,7 @@
       <w:pPr>
         <w:pStyle w:val="Style31"/>
         <w:spacing w:before="0" w:after="40"/>
-        <w:jc w:val="both"/>
+        <w:jc w:val="left"/>
         <w:rPr/>
       </w:pPr>
       <w:r>
@@ -8258,7 +8249,7 @@
       <w:pPr>
         <w:pStyle w:val="Style31"/>
         <w:spacing w:before="0" w:after="40"/>
-        <w:jc w:val="both"/>
+        <w:jc w:val="left"/>
         <w:rPr/>
       </w:pPr>
       <w:r>
@@ -8354,7 +8345,7 @@
       <w:pPr>
         <w:pStyle w:val="Style31"/>
         <w:spacing w:before="0" w:after="40"/>
-        <w:jc w:val="both"/>
+        <w:jc w:val="left"/>
         <w:rPr/>
       </w:pPr>
       <w:r>
@@ -8466,7 +8457,7 @@
       <w:pPr>
         <w:pStyle w:val="Style31"/>
         <w:spacing w:before="0" w:after="40"/>
-        <w:jc w:val="both"/>
+        <w:jc w:val="left"/>
         <w:rPr/>
       </w:pPr>
       <w:r>
@@ -8738,7 +8729,7 @@
       <w:pPr>
         <w:pStyle w:val="Style31"/>
         <w:spacing w:before="0" w:after="40"/>
-        <w:jc w:val="both"/>
+        <w:jc w:val="left"/>
         <w:rPr/>
       </w:pPr>
       <w:r>
@@ -9042,7 +9033,7 @@
       <w:pPr>
         <w:pStyle w:val="Style31"/>
         <w:spacing w:before="0" w:after="40"/>
-        <w:jc w:val="both"/>
+        <w:jc w:val="left"/>
         <w:rPr/>
       </w:pPr>
       <w:r>
@@ -9162,7 +9153,7 @@
       <w:pPr>
         <w:pStyle w:val="Style31"/>
         <w:spacing w:before="0" w:after="40"/>
-        <w:jc w:val="both"/>
+        <w:jc w:val="left"/>
         <w:rPr/>
       </w:pPr>
       <w:r>
@@ -9378,7 +9369,7 @@
       <w:pPr>
         <w:pStyle w:val="Style31"/>
         <w:spacing w:before="0" w:after="40"/>
-        <w:jc w:val="both"/>
+        <w:jc w:val="left"/>
         <w:rPr/>
       </w:pPr>
       <w:r>
@@ -9796,12 +9787,10 @@
     </w:pPr>
     <w:r>
       <w:rPr/>
-    </w:r>
-    <w:r>
       <mc:AlternateContent>
         <mc:Choice Requires="wps">
           <w:drawing>
-            <wp:anchor behindDoc="0" distT="0" distB="0" distL="0" distR="0" simplePos="0" locked="0" layoutInCell="1" allowOverlap="1" relativeHeight="0">
+            <wp:anchor behindDoc="1" distT="0" distB="0" distL="0" distR="0" simplePos="0" locked="0" layoutInCell="0" allowOverlap="1" relativeHeight="2">
               <wp:simplePos x="0" y="0"/>
               <wp:positionH relativeFrom="margin">
                 <wp:align>center</wp:align>
@@ -9816,25 +9805,31 @@
               <a:graphic xmlns:a="http://schemas.openxmlformats.org/drawingml/2006/main">
                 <a:graphicData uri="http://schemas.microsoft.com/office/word/2010/wordprocessingShape">
                   <wps:wsp>
-                    <wps:cNvSpPr txBox="1"/>
+                    <wps:cNvSpPr/>
                     <wps:spPr>
                       <a:xfrm>
                         <a:off x="0" y="0"/>
-                        <a:ext cx="14605" cy="14605"/>
+                        <a:ext cx="14760" cy="14760"/>
                       </a:xfrm>
-                      <a:prstGeom prst="rect"/>
-                      <a:solidFill>
-                        <a:srgbClr val="FFFFFF">
-                          <a:alpha val="0"/>
-                        </a:srgbClr>
-                      </a:solidFill>
+                      <a:prstGeom prst="rect">
+                        <a:avLst/>
+                      </a:prstGeom>
+                      <a:noFill/>
+                      <a:ln w="0">
+                        <a:noFill/>
+                      </a:ln>
                     </wps:spPr>
+                    <wps:style>
+                      <a:lnRef idx="0"/>
+                      <a:fillRef idx="0"/>
+                      <a:effectRef idx="0"/>
+                      <a:fontRef idx="minor"/>
+                    </wps:style>
                     <wps:txbx>
                       <w:txbxContent>
                         <w:p>
                           <w:pPr>
                             <w:pStyle w:val="Footer"/>
-                            <w:pBdr/>
                             <w:rPr/>
                           </w:pPr>
                           <w:r>
@@ -9860,7 +9855,7 @@
                         </w:p>
                       </w:txbxContent>
                     </wps:txbx>
-                    <wps:bodyPr anchor="t" lIns="0" tIns="0" rIns="0" bIns="0">
+                    <wps:bodyPr lIns="0" rIns="0" tIns="0" bIns="0" anchor="t">
                       <a:spAutoFit/>
                     </wps:bodyPr>
                   </wps:wsp>
@@ -9871,14 +9866,14 @@
         </mc:Choice>
         <mc:Fallback>
           <w:pict>
-            <v:rect fillcolor="#FFFFFF" style="position:absolute;rotation:-0;width:1.15pt;height:1.15pt;mso-wrap-distance-left:0pt;mso-wrap-distance-right:0pt;mso-wrap-distance-top:0pt;mso-wrap-distance-bottom:0pt;margin-top:0.05pt;mso-position-vertical-relative:text;margin-left:0pt;mso-position-horizontal:center;mso-position-horizontal-relative:margin">
-              <v:fill opacity="0f"/>
-              <v:textbox inset="0in,0in,0in,0in">
+            <v:rect id="shape_0" ID="Frame1" path="m0,0l-2147483645,0l-2147483645,-2147483646l0,-2147483646xe" fillcolor="white" stroked="f" o:allowincell="f" style="position:absolute;margin-left:0pt;margin-top:0.05pt;width:1.1pt;height:1.1pt;mso-wrap-style:square;v-text-anchor:top;mso-position-horizontal:center;mso-position-horizontal-relative:margin">
+              <v:fill o:detectmouseclick="t" type="solid" color2="black" opacity="0"/>
+              <v:stroke color="#3465a4" joinstyle="round" endcap="flat"/>
+              <v:textbox>
                 <w:txbxContent>
                   <w:p>
                     <w:pPr>
                       <w:pStyle w:val="Footer"/>
-                      <w:pBdr/>
                       <w:rPr/>
                     </w:pPr>
                     <w:r>
@@ -10201,6 +10196,7 @@
         </w:tabs>
         <w:ind w:left="1080" w:hanging="360"/>
       </w:pPr>
+      <w:rPr/>
     </w:lvl>
     <w:lvl w:ilvl="2">
       <w:start w:val="1"/>
@@ -10213,6 +10209,7 @@
         </w:tabs>
         <w:ind w:left="1440" w:hanging="360"/>
       </w:pPr>
+      <w:rPr/>
     </w:lvl>
     <w:lvl w:ilvl="3">
       <w:start w:val="1"/>
@@ -10225,6 +10222,7 @@
         </w:tabs>
         <w:ind w:left="1800" w:hanging="360"/>
       </w:pPr>
+      <w:rPr/>
     </w:lvl>
     <w:lvl w:ilvl="4">
       <w:start w:val="1"/>
@@ -10237,6 +10235,7 @@
         </w:tabs>
         <w:ind w:left="2160" w:hanging="360"/>
       </w:pPr>
+      <w:rPr/>
     </w:lvl>
     <w:lvl w:ilvl="5">
       <w:start w:val="1"/>
@@ -10249,6 +10248,7 @@
         </w:tabs>
         <w:ind w:left="2520" w:hanging="360"/>
       </w:pPr>
+      <w:rPr/>
     </w:lvl>
     <w:lvl w:ilvl="6">
       <w:start w:val="1"/>
@@ -10261,6 +10261,7 @@
         </w:tabs>
         <w:ind w:left="2880" w:hanging="360"/>
       </w:pPr>
+      <w:rPr/>
     </w:lvl>
     <w:lvl w:ilvl="7">
       <w:start w:val="1"/>
@@ -10273,6 +10274,7 @@
         </w:tabs>
         <w:ind w:left="3240" w:hanging="360"/>
       </w:pPr>
+      <w:rPr/>
     </w:lvl>
     <w:lvl w:ilvl="8">
       <w:start w:val="1"/>
@@ -10285,6 +10287,7 @@
         </w:tabs>
         <w:ind w:left="3600" w:hanging="360"/>
       </w:pPr>
+      <w:rPr/>
     </w:lvl>
   </w:abstractNum>
   <w:abstractNum w:abstractNumId="2">
@@ -10806,6 +10809,7 @@
     <w:rsid w:val="00d46368"/>
     <w:pPr>
       <w:widowControl w:val="false"/>
+      <w:suppressAutoHyphens w:val="true"/>
       <w:bidi w:val="0"/>
       <w:spacing w:before="0" w:after="0"/>
       <w:ind w:firstLine="284"/>
@@ -10880,7 +10884,7 @@
     <w:qFormat/>
     <w:rsid w:val="00db6e3a"/>
     <w:rPr>
-      <w:rFonts w:ascii="맑은 고딕" w:hAnsi="맑은 고딕" w:eastAsia="맑은 고딕" w:cs="" w:asciiTheme="majorHAnsi" w:cstheme="majorBidi" w:eastAsiaTheme="majorEastAsia" w:hAnsiTheme="majorHAnsi"/>
+      <w:rFonts w:ascii="맑은 고딕" w:hAnsi="맑은 고딕" w:eastAsia="" w:cs="" w:asciiTheme="majorHAnsi" w:cstheme="majorBidi" w:eastAsiaTheme="majorEastAsia" w:hAnsiTheme="majorHAnsi"/>
       <w:kern w:val="2"/>
       <w:sz w:val="18"/>
       <w:szCs w:val="18"/>
@@ -11413,6 +11417,7 @@
     <w:rsid w:val="00cc7763"/>
     <w:pPr>
       <w:widowControl w:val="false"/>
+      <w:suppressAutoHyphens w:val="true"/>
       <w:bidi w:val="0"/>
       <w:spacing w:before="0" w:after="0"/>
       <w:jc w:val="both"/>
@@ -11436,7 +11441,7 @@
     <w:rsid w:val="00db6e3a"/>
     <w:pPr/>
     <w:rPr>
-      <w:rFonts w:ascii="맑은 고딕" w:hAnsi="맑은 고딕" w:eastAsia="맑은 고딕" w:cs="" w:asciiTheme="majorHAnsi" w:cstheme="majorBidi" w:eastAsiaTheme="majorEastAsia" w:hAnsiTheme="majorHAnsi"/>
+      <w:rFonts w:ascii="맑은 고딕" w:hAnsi="맑은 고딕" w:eastAsia="" w:cs="" w:asciiTheme="majorHAnsi" w:cstheme="majorBidi" w:eastAsiaTheme="majorEastAsia" w:hAnsiTheme="majorHAnsi"/>
       <w:sz w:val="18"/>
       <w:szCs w:val="18"/>
     </w:rPr>
